--- a/frontend/public/cards/Metro-Taxi-Note-Synthese-Parallel.docx
+++ b/frontend/public/cards/Metro-Taxi-Note-Synthese-Parallel.docx
@@ -8,7 +8,6 @@
       </w:pPr>
       <w:r>
         <w:rPr>
-          <w:rFonts w:ascii="Helvetica" w:hAnsi="Helvetica"/>
           <w:b/>
           <w:color w:val="09090B"/>
           <w:sz w:val="44"/>
@@ -119,7 +118,22 @@
           <w:color w:val="09090B"/>
           <w:sz w:val="21"/>
         </w:rPr>
-        <w:t xml:space="preserve">, lancée en mai 2026. La société propose aux usagers franciliens un accès illimité au transport VTC via un forfait, tout en garantissant une </w:t>
+        <w:t xml:space="preserve">, lancée en mai 2026. La société propose aux usagers </w:t>
+      </w:r>
+      <w:r>
+        <w:rPr>
+          <w:b/>
+          <w:color w:val="09090B"/>
+          <w:sz w:val="21"/>
+        </w:rPr>
+        <w:t>franciliens et nationaux</w:t>
+      </w:r>
+      <w:r>
+        <w:rPr>
+          <w:color w:val="09090B"/>
+          <w:sz w:val="21"/>
+        </w:rPr>
+        <w:t xml:space="preserve"> un accès illimité au transport VTC via un forfait, tout en garantissant une </w:t>
       </w:r>
       <w:r>
         <w:rPr>
@@ -176,7 +190,22 @@
           <w:color w:val="09090B"/>
           <w:sz w:val="21"/>
         </w:rPr>
-        <w:t xml:space="preserve"> pour 24 h (5 trajets maximum) ou </w:t>
+        <w:t xml:space="preserve"> pour 24 h (5 trajets maximum), </w:t>
+      </w:r>
+      <w:r>
+        <w:rPr>
+          <w:b/>
+          <w:color w:val="09090B"/>
+          <w:sz w:val="21"/>
+        </w:rPr>
+        <w:t>16,99 €</w:t>
+      </w:r>
+      <w:r>
+        <w:rPr>
+          <w:color w:val="09090B"/>
+          <w:sz w:val="21"/>
+        </w:rPr>
+        <w:t xml:space="preserve"> par semaine ou </w:t>
       </w:r>
       <w:r>
         <w:rPr>
@@ -305,7 +334,7 @@
           <w:color w:val="09090B"/>
           <w:sz w:val="21"/>
         </w:rPr>
-        <w:t>Plateforme en production sur metro-taxi.com (PWA installable, conforme RGPD).</w:t>
+        <w:t>Plateforme en production sur metro-taxi.com (PWA installable).</w:t>
       </w:r>
     </w:p>
     <w:p>
@@ -546,7 +575,7 @@
           <w:color w:val="09090B"/>
           <w:sz w:val="21"/>
         </w:rPr>
-        <w:t>Conformité de la collecte et du traitement du paiement (PSP, séquestre, reversement aux chauffeurs).</w:t>
+        <w:t>Conformité du traitement des paiements abonnés et reversement aux chauffeurs.</w:t>
       </w:r>
     </w:p>
     <w:p>

--- a/frontend/public/cards/Metro-Taxi-Note-Synthese-Parallel.docx
+++ b/frontend/public/cards/Metro-Taxi-Note-Synthese-Parallel.docx
@@ -2,44 +2,96 @@
 <file path=word/document.xml><?xml version="1.0" encoding="utf-8"?>
 <w:document xmlns:wpc="http://schemas.microsoft.com/office/word/2010/wordprocessingCanvas" xmlns:mo="http://schemas.microsoft.com/office/mac/office/2008/main" xmlns:mc="http://schemas.openxmlformats.org/markup-compatibility/2006" xmlns:mv="urn:schemas-microsoft-com:mac:vml" xmlns:o="urn:schemas-microsoft-com:office:office" xmlns:r="http://schemas.openxmlformats.org/officeDocument/2006/relationships" xmlns:m="http://schemas.openxmlformats.org/officeDocument/2006/math" xmlns:v="urn:schemas-microsoft-com:vml" xmlns:wp14="http://schemas.microsoft.com/office/word/2010/wordprocessingDrawing" xmlns:wp="http://schemas.openxmlformats.org/drawingml/2006/wordprocessingDrawing" xmlns:w10="urn:schemas-microsoft-com:office:word" xmlns:w="http://schemas.openxmlformats.org/wordprocessingml/2006/main" xmlns:w14="http://schemas.microsoft.com/office/word/2010/wordml" xmlns:wpg="http://schemas.microsoft.com/office/word/2010/wordprocessingGroup" xmlns:wpi="http://schemas.microsoft.com/office/word/2010/wordprocessingInk" xmlns:wne="http://schemas.microsoft.com/office/word/2006/wordml" xmlns:wps="http://schemas.microsoft.com/office/word/2010/wordprocessingShape" mc:Ignorable="w14 wp14">
   <w:body>
-    <w:p>
-      <w:pPr>
-        <w:jc w:val="center"/>
-      </w:pPr>
-      <w:r>
-        <w:rPr>
-          <w:b/>
-          <w:color w:val="09090B"/>
-          <w:sz w:val="44"/>
-        </w:rPr>
-        <w:t>MÉTRO-TAXI</w:t>
-      </w:r>
-    </w:p>
-    <w:p>
-      <w:pPr>
-        <w:jc w:val="center"/>
-      </w:pPr>
-      <w:r>
-        <w:rPr>
-          <w:color w:val="3F3F3F"/>
-          <w:sz w:val="26"/>
-        </w:rPr>
-        <w:t>Note de synthèse</w:t>
-      </w:r>
-    </w:p>
-    <w:p>
-      <w:pPr>
-        <w:jc w:val="center"/>
-      </w:pPr>
-      <w:r>
-        <w:rPr>
-          <w:i/>
-          <w:color w:val="6B6B6B"/>
-          <w:sz w:val="20"/>
-        </w:rPr>
-        <w:t>Préparation du call — Jeudi 21 mai 2026</w:t>
-      </w:r>
-    </w:p>
+    <w:tbl>
+      <w:tblPr>
+        <w:tblW w:type="auto" w:w="0"/>
+        <w:tblLayout w:type="fixed"/>
+        <w:tblLook w:firstColumn="1" w:firstRow="1" w:lastColumn="0" w:lastRow="0" w:noHBand="0" w:noVBand="1" w:val="04A0"/>
+      </w:tblPr>
+      <w:tblGrid>
+        <w:gridCol w:w="1417"/>
+        <w:gridCol w:w="7937"/>
+      </w:tblGrid>
+      <w:tr>
+        <w:tc>
+          <w:tcPr>
+            <w:tcW w:type="dxa" w:w="4873"/>
+            <w:vAlign w:val="center"/>
+          </w:tcPr>
+          <w:p>
+            <w:r>
+              <w:drawing>
+                <wp:inline xmlns:a="http://schemas.openxmlformats.org/drawingml/2006/main" xmlns:pic="http://schemas.openxmlformats.org/drawingml/2006/picture">
+                  <wp:extent cx="792000" cy="792000"/>
+                  <wp:docPr id="1" name="Picture 1"/>
+                  <wp:cNvGraphicFramePr>
+                    <a:graphicFrameLocks noChangeAspect="1"/>
+                  </wp:cNvGraphicFramePr>
+                  <a:graphic>
+                    <a:graphicData uri="http://schemas.openxmlformats.org/drawingml/2006/picture">
+                      <pic:pic>
+                        <pic:nvPicPr>
+                          <pic:cNvPr id="0" name="logo.png"/>
+                          <pic:cNvPicPr/>
+                        </pic:nvPicPr>
+                        <pic:blipFill>
+                          <a:blip r:embed="rId9"/>
+                          <a:stretch>
+                            <a:fillRect/>
+                          </a:stretch>
+                        </pic:blipFill>
+                        <pic:spPr>
+                          <a:xfrm>
+                            <a:off x="0" y="0"/>
+                            <a:ext cx="792000" cy="792000"/>
+                          </a:xfrm>
+                          <a:prstGeom prst="rect"/>
+                        </pic:spPr>
+                      </pic:pic>
+                    </a:graphicData>
+                  </a:graphic>
+                </wp:inline>
+              </w:drawing>
+            </w:r>
+          </w:p>
+        </w:tc>
+        <w:tc>
+          <w:tcPr>
+            <w:tcW w:type="dxa" w:w="4873"/>
+            <w:vAlign w:val="center"/>
+          </w:tcPr>
+          <w:p>
+            <w:r>
+              <w:rPr>
+                <w:b/>
+                <w:color w:val="09090B"/>
+                <w:sz w:val="40"/>
+              </w:rPr>
+              <w:t>MÉTRO-TAXI</w:t>
+            </w:r>
+          </w:p>
+          <w:p>
+            <w:r>
+              <w:rPr>
+                <w:color w:val="3F3F3F"/>
+                <w:sz w:val="22"/>
+              </w:rPr>
+              <w:t>Note de synthèse</w:t>
+            </w:r>
+          </w:p>
+          <w:p>
+            <w:r>
+              <w:rPr>
+                <w:i/>
+                <w:color w:val="6B6B6B"/>
+                <w:sz w:val="18"/>
+              </w:rPr>
+              <w:t>Préparation du call — Jeudi 21 mai 2026</w:t>
+            </w:r>
+          </w:p>
+        </w:tc>
+      </w:tr>
+    </w:tbl>
     <w:p>
       <w:pPr>
         <w:pBdr>
@@ -190,22 +242,7 @@
           <w:color w:val="09090B"/>
           <w:sz w:val="21"/>
         </w:rPr>
-        <w:t xml:space="preserve"> pour 24 h (5 trajets maximum), </w:t>
-      </w:r>
-      <w:r>
-        <w:rPr>
-          <w:b/>
-          <w:color w:val="09090B"/>
-          <w:sz w:val="21"/>
-        </w:rPr>
-        <w:t>16,99 €</w:t>
-      </w:r>
-      <w:r>
-        <w:rPr>
-          <w:color w:val="09090B"/>
-          <w:sz w:val="21"/>
-        </w:rPr>
-        <w:t xml:space="preserve"> par semaine ou </w:t>
+        <w:t xml:space="preserve"> pour 24 h (5 trajets maximum) ou </w:t>
       </w:r>
       <w:r>
         <w:rPr>
